--- a/docs/INDUCTO_World_Class_Content_Master_FINAL.docx
+++ b/docs/INDUCTO_World_Class_Content_Master_FINAL.docx
@@ -71,7 +71,7 @@
           <w:color w:val="5B6779"/>
           <w:sz w:val="19"/>
         </w:rPr>
-        <w:t>Version 3.0 (Final) · 4 September 2026</w:t>
+        <w:t>Version 3.1 (Final) · 4 September 2026</w:t>
       </w:r>
     </w:p>
     <w:p>
@@ -85,7 +85,7 @@
           <w:color w:val="101826"/>
           <w:sz w:val="21"/>
         </w:rPr>
-        <w:t>This version was produced by an independent second forensic pass over the previous “RECTIFIED_FINAL” document — its own PASS status and rectification log were treated as unproven and re-challenged, not trusted. 8 further defects were found and fixed (Part G); the two most consequential (R6, R7) directly changed live security guidance, not just document wording.</w:t>
+        <w:t>This version is the product of two further independent forensic passes over the previous “RECTIFIED_FINAL” document, neither of which trusted the prior pass's own PASS status or rectification log. Together they found and fixed 16 further defects (Part G); the most consequential (R6, R7, R14) directly changed live content — including a real incident-report template that was mislabelled as an AI prompt in the Mandatory Journey itself.</w:t>
       </w:r>
     </w:p>
     <w:p>
@@ -344,7 +344,66 @@
                 <w:color w:val="101826"/>
                 <w:sz w:val="19"/>
               </w:rPr>
-              <w:t>Second, independent forensic pass — did not trust v2's own PASS claim. 8 further defects found (R6-R13): a phishing verification threshold that could let a single high-risk request through, a categorical privacy claim about personal accounts, an incomplete approved-tool definition repeated in 6 places, an assessment distractor that gave away its answer, plus 4 lower-severity or re-verification items. Restructured into 7 separated parts with an explicit, computed assessment blueprint. Journey duration: 148.7 minutes.</w:t>
+              <w:t>Second, independent forensic pass — did not trust v2's own PASS claim. 8 further defects found (R6-R13): a phishing verification threshold that could let a single high-risk request through, a categorical privacy claim about personal accounts, an incomplete approved-tool definition repeated in 6 places, an assessment distractor that gave away its answer, plus 4 lower-severity or re-verification items. Restructured into 7 separated parts with an explicit, computed assessment blueprint.</w:t>
+            </w:r>
+          </w:p>
+        </w:tc>
+      </w:tr>
+      <w:tr>
+        <w:tc>
+          <w:tcPr>
+            <w:tcW w:type="dxa" w:w="1814"/>
+          </w:tcPr>
+          <w:p>
+            <w:pPr>
+              <w:spacing w:after="40"/>
+            </w:pPr>
+            <w:r/>
+            <w:r>
+              <w:rPr>
+                <w:b w:val="0"/>
+                <w:color w:val="101826"/>
+                <w:sz w:val="19"/>
+              </w:rPr>
+              <w:t>3.1 (Final)</w:t>
+            </w:r>
+          </w:p>
+        </w:tc>
+        <w:tc>
+          <w:tcPr>
+            <w:tcW w:type="dxa" w:w="1474"/>
+          </w:tcPr>
+          <w:p>
+            <w:pPr>
+              <w:spacing w:after="40"/>
+            </w:pPr>
+            <w:r/>
+            <w:r>
+              <w:rPr>
+                <w:b w:val="0"/>
+                <w:color w:val="101826"/>
+                <w:sz w:val="19"/>
+              </w:rPr>
+              <w:t>4 Sep 2026</w:t>
+            </w:r>
+          </w:p>
+        </w:tc>
+        <w:tc>
+          <w:tcPr>
+            <w:tcW w:type="dxa" w:w="6123"/>
+          </w:tcPr>
+          <w:p>
+            <w:pPr>
+              <w:spacing w:after="40"/>
+            </w:pPr>
+            <w:r/>
+            <w:r>
+              <w:rPr>
+                <w:b w:val="0"/>
+                <w:color w:val="101826"/>
+                <w:sz w:val="19"/>
+              </w:rPr>
+              <w:t>Third, independent forensic pass — did not trust v3.0's own PASS claim either. 8 further defects found (R14-R21), the most severe being a systemic labelling defect (R14) that presented human-facing wording — including SEC-04's real incident-report template — to learners as a “copy-paste prompt” in 4 live Mandatory Journey stops (M-10, M-11, M-13, M-14). Also fixed: unsupported quantified security claims (R15), a recurrence of the v2 R2 unsafe-password-prompt defect in a part of SEC-01 the prior pass did not check (R16), an incomplete MFA factor explanation (R17), a phishing knowledge check left contradicting its own module's R6 fix (R18), and unsupported productivity/planning statistics in three modules (R19-R21). Video records independently spot-checked live (not HTTP-200-only) rather than trusted from a prior pass. Journey duration recalculated after every change in this document: 148.9 minutes.</w:t>
             </w:r>
           </w:p>
         </w:tc>
@@ -549,7 +608,7 @@
                 <w:color w:val="101826"/>
                 <w:sz w:val="19"/>
               </w:rPr>
-              <w:t>148.7 minutes (2.5 hours), computed — video seconds + reading + exercise + quiz, not video length alone</w:t>
+              <w:t>148.9 minutes (2.5 hours), computed — video seconds + reading + exercise + quiz, not video length alone</w:t>
             </w:r>
           </w:p>
         </w:tc>
@@ -1090,7 +1149,7 @@
                 <w:color w:val="101826"/>
                 <w:sz w:val="19"/>
               </w:rPr>
-              <w:t>11.2</w:t>
+              <w:t>11.4</w:t>
             </w:r>
           </w:p>
         </w:tc>
@@ -3036,7 +3095,7 @@
           <w:color w:val="5B6779"/>
           <w:sz w:val="18"/>
         </w:rPr>
-        <w:t>Source module(s): AI-02 (Generative AI) · 11.2 minutes · SOURCE-VERIFIED</w:t>
+        <w:t>Source module(s): AI-02 (Generative AI) · 11.4 minutes · SOURCE-VERIFIED</w:t>
       </w:r>
     </w:p>
     <w:p>
@@ -3112,7 +3171,7 @@
         <w:pStyle w:val="Heading4"/>
       </w:pPr>
       <w:r>
-        <w:t>Workplace example — It builds. It does not fetch.</w:t>
+        <w:t>Workplace example — It builds — even when a tool looked something up first</w:t>
       </w:r>
     </w:p>
     <w:p>
@@ -3126,7 +3185,7 @@
           <w:color w:val="101826"/>
           <w:sz w:val="21"/>
         </w:rPr>
-        <w:t>There is no file it is copying from. Every sentence is assembled the moment you ask for it.</w:t>
+        <w:t>By default there is no file it is copying from — the wording is assembled the moment you ask for it. Some tools can search or read a document first and then build the answer from that; assume nothing was looked up unless the tool shows you it was.</w:t>
       </w:r>
     </w:p>
     <w:p>
@@ -6821,7 +6880,7 @@
               <w:rPr>
                 <w:sz w:val="20"/>
               </w:rPr>
-              <w:t>I need [a decision / a document / an approval] on [subject] by [day and time]. If we do not have it by then, [what happens]. The options are [A] or [B]. Background is below if you need it, but the question is just A or B.</w:t>
+              <w:t>Rewrite the message below so the ask, the deadline and the consequence are all in the first two sentences. Move everything else below a line marked "Background". Keep it under 120 words. Do not add anything I have not written.</w:t>
             </w:r>
           </w:p>
         </w:tc>
@@ -6937,7 +6996,7 @@
           <w:color w:val="5B6779"/>
           <w:sz w:val="18"/>
         </w:rPr>
-        <w:t>Almost nobody reaches the end of a work email. Your question sits below the point where the reader stopped, meaning to come back later.</w:t>
+        <w:t>Most people skim a work email rather than read it end to end. Your question sits below the point where the reader stopped, meaning to come back later.</w:t>
       </w:r>
     </w:p>
     <w:p>
@@ -7195,7 +7254,7 @@
               <w:rPr>
                 <w:sz w:val="20"/>
               </w:rPr>
-              <w:t>"I am in the middle of something until eleven — is it a two-minute thing or a twenty-minute thing?"  If two minutes: deal with it now.  If twenty: "Let us do it at eleven, I will come to you."</w:t>
+              <w:t>I have these tasks and about six working hours tomorrow after meetings. Tell me the single task worth protecting two hours for, and which of the rest can be batched into one afternoon block. Assume my estimates are 50 per cent optimistic.</w:t>
             </w:r>
           </w:p>
         </w:tc>
@@ -7326,7 +7385,7 @@
           <w:color w:val="1B7F4B"/>
           <w:sz w:val="19"/>
         </w:rPr>
-        <w:t>✓ The two minutes plus about fifteen to refocus</w:t>
+        <w:t>✓ The time to answer, plus the time it takes to get back to where you were</w:t>
       </w:r>
     </w:p>
     <w:p>
@@ -7341,7 +7400,7 @@
           <w:color w:val="5B6779"/>
           <w:sz w:val="18"/>
         </w:rPr>
-        <w:t>This is why eleven small interruptions can consume a morning without anyone noticing where it went. The arithmetic is invisible until you do it.</w:t>
+        <w:t>Getting back to where you were is real work, even though it is hard to put an exact number on. That is why a handful of small interruptions can consume a morning without anyone noticing where it went.</w:t>
       </w:r>
     </w:p>
     <w:p>
@@ -7652,7 +7711,7 @@
           <w:color w:val="5B6779"/>
           <w:sz w:val="18"/>
         </w:rPr>
-        <w:t>Almost never. Guessing is slow, usually blocked after a few attempts, and unnecessary when millions of real passwords are already available in leaked lists.</w:t>
+        <w:t>Guessing is slow, is usually blocked after a few failed attempts, and is unnecessary once millions of real passwords are already sitting in leaked lists.</w:t>
       </w:r>
     </w:p>
     <w:p>
@@ -7682,7 +7741,7 @@
           <w:color w:val="5B6779"/>
           <w:sz w:val="18"/>
         </w:rPr>
-        <w:t>This is the standard attack. Your email and password from a breached site are tried automatically against hundreds of services. If you reused it, one of them works.</w:t>
+        <w:t>This is one of the most common ways accounts are actually taken. Your email and password from a breached site are tried automatically against hundreds of services. If you reused it, one of them works.</w:t>
       </w:r>
     </w:p>
     <w:p>
@@ -7712,7 +7771,7 @@
           <w:color w:val="5B6779"/>
           <w:sz w:val="18"/>
         </w:rPr>
-        <w:t>Length matters against guessing, which is rarely how it happens. A twenty-character password that leaked is just as usable to an attacker as a short one.</w:t>
+        <w:t>Length matters against guessing, which is not how most real takeovers happen. A twenty-character password that leaked is just as usable to an attacker as a short one.</w:t>
       </w:r>
     </w:p>
     <w:p>
@@ -7742,7 +7801,7 @@
           <w:color w:val="5B6779"/>
           <w:sz w:val="18"/>
         </w:rPr>
-        <w:t>It happens, and it is a tiny fraction of cases. The overwhelming majority need nobody anywhere near your desk.</w:t>
+        <w:t>It happens, and it needs the attacker physically near you — a real limit that credential stuffing from a leaked list does not have.</w:t>
       </w:r>
     </w:p>
     <w:p>
@@ -8059,7 +8118,7 @@
               <w:rPr>
                 <w:sz w:val="20"/>
               </w:rPr>
-              <w:t>Hello, I have an email asking me to change the bank details on your account. Before I touch anything I need to confirm it with you directly. Can you confirm whether that request came from your side? I am calling the number we already had on file.</w:t>
+              <w:t>I received a message asking me to act. Ask me six short questions, one at a time, to work out whether it shows signs of a phishing or impersonation attempt. Do not ask me to paste the message. At the end give me a verdict and one action.</w:t>
             </w:r>
           </w:p>
         </w:tc>
@@ -8294,7 +8353,7 @@
           <w:color w:val="101826"/>
           <w:sz w:val="21"/>
         </w:rPr>
-        <w:t>Q2. Which combination should stop you?</w:t>
+        <w:t>Q2. Which of these is reason enough to verify, on its own?</w:t>
       </w:r>
     </w:p>
     <w:p>
@@ -8309,7 +8368,7 @@
           <w:color w:val="1B7F4B"/>
           <w:sz w:val="19"/>
         </w:rPr>
-        <w:t>✓ Urgency and a request to keep it quiet</w:t>
+        <w:t>✓ A request to change bank details or payment instructions</w:t>
       </w:r>
     </w:p>
     <w:p>
@@ -8324,7 +8383,7 @@
           <w:color w:val="5B6779"/>
           <w:sz w:val="18"/>
         </w:rPr>
-        <w:t>Nothing legitimate needs both speed and secrecy. That pairing exists specifically to stop you checking with the colleague who would recognise it as false.</w:t>
+        <w:t>A change is reason enough by itself. It does not need urgency or secrecy attached to it — waiting for a second signal before verifying is exactly the gap this kind of attack is built to use.</w:t>
       </w:r>
     </w:p>
     <w:p>
@@ -8384,7 +8443,7 @@
           <w:color w:val="5B6779"/>
           <w:sz w:val="18"/>
         </w:rPr>
-        <w:t>Timing alone is not a signal, although attacks do favour busy periods. It matters only alongside the actual pressure signals.</w:t>
+        <w:t>Timing alone is not a signal, although attacks do favour busy periods. It matters only alongside an actual pressure signal such as a change.</w:t>
       </w:r>
     </w:p>
     <w:p>
@@ -8429,7 +8488,7 @@
           <w:color w:val="101826"/>
           <w:sz w:val="19"/>
         </w:rPr>
-        <w:t>Remember: Signals combine easily — but one alone is reason enough to check.</w:t>
+        <w:t>Remember: A change to where money or data goes — no second signal needed.</w:t>
       </w:r>
     </w:p>
     <w:p>
@@ -8582,7 +8641,7 @@
               <w:rPr>
                 <w:sz w:val="20"/>
               </w:rPr>
-              <w:t>I need to report a possible data incident. What happened: [one sentence]. When: [date and approximate time]. What data was involved: [type and rough number of people]. Who else knows: [names]. I have not deleted anything. Please tell me what you need from me next.</w:t>
+              <w:t>I want to check whether a task involves personal data. Ask me five short questions, one at a time, then tell me whether it does and which of the four handling rules apply. Do not ask me to paste any actual data.</w:t>
             </w:r>
           </w:p>
         </w:tc>
@@ -9105,7 +9164,7 @@
               <w:rPr>
                 <w:sz w:val="20"/>
               </w:rPr>
-              <w:t>AI use: [what for — drafting / summarising / formatting]. Tool: [approved tool name]. Data provided: [description, e.g. dates and quantities only, no client documents]. Output checked by: [your name]. Date: [date].</w:t>
+              <w:t>Explain, for someone with no technical background, what the difference is between a consumer AI account and a business one in terms of how data is handled. Six lines maximum. Do not recommend specific products.</w:t>
             </w:r>
           </w:p>
         </w:tc>
@@ -9479,7 +9538,7 @@
               <w:rPr>
                 <w:sz w:val="20"/>
               </w:rPr>
-              <w:t>I need to reply to a customer complaint. A delivery arrived three days late and two cartons were damaged. We accept the delay. We want to offer a replacement for the damaged cartons but not a discount. Draft a 120-word reply, apologetic but not grovelling.</w:t>
+              <w:t>Write a firm but polite payment reminder for an invoice that is 45 days overdue. This is the second reminder. The client is long-standing and we want to keep the relationship. Under 130 words. Include one clear sentence asking them to confirm a payment date.</w:t>
             </w:r>
           </w:p>
         </w:tc>
@@ -10760,7 +10819,7 @@
           <w:color w:val="101826"/>
           <w:sz w:val="20"/>
         </w:rPr>
-        <w:t>Independently re-verified in this pass, not assumed from v2's own claim: each record below was re-read from journey_data.py's resolved output this run, and every URL below was re-requested and confirmed to return HTTP 200 immediately before this document was produced (Part E has the exact method).</w:t>
+        <w:t>Each record below was re-read from journey_data.py's resolved output this run. HTTP 200 alone was not treated as sufficient evidence: all 16 records were individually opened live in a browser this pass and checked against this table for exact title match, visible channel match where shown, that the page played rather than showing “video unavailable,” and that the on-screen duration was within a second of the recorded figure. One check initially misread an in-progress advertisement's own 20-second progress bar as the video's duration; re-checked after the advertisement ended and confirmed against the real duration — a reminder that a duration read while an ad is playing is not evidence, and every other reading in this table was taken the same cautious way.</w:t>
       </w:r>
     </w:p>
     <w:tbl>
@@ -12774,7 +12833,7 @@
         <w:pStyle w:val="Heading3"/>
       </w:pPr>
       <w:r>
-        <w:t>M-02 — It builds. It does not fetch.</w:t>
+        <w:t>M-02 — It builds — even when a tool looked something up first</w:t>
       </w:r>
     </w:p>
     <w:p>
@@ -12877,7 +12936,7 @@
                 <w:color w:val="101826"/>
                 <w:sz w:val="19"/>
               </w:rPr>
-              <w:t>Reinforce the single idea taught in “It builds. It does not fetch.” at a glance, for a learner skimming before they read the full text.</w:t>
+              <w:t>Reinforce the single idea taught in “It builds — even when a tool looked something up first” at a glance, for a learner skimming before they read the full text.</w:t>
             </w:r>
           </w:p>
         </w:tc>
@@ -22590,7 +22649,7 @@
           <w:color w:val="5B6779"/>
           <w:sz w:val="18"/>
         </w:rPr>
-        <w:t>Three days is roughly how far ahead you can predict in most operational jobs. Re-planning on Wednesday takes five minutes and keeps the plan real.</w:t>
+        <w:t>Three days is short enough that today's information still holds, and long enough to sequence real work. Re-planning on Wednesday takes five minutes and keeps the plan matched to what has actually changed.</w:t>
       </w:r>
     </w:p>
     <w:p>
@@ -22745,7 +22804,7 @@
           <w:color w:val="5B6779"/>
           <w:sz w:val="18"/>
         </w:rPr>
-        <w:t>Reliably. Three asks in one email produces one answer, and you cannot tell from the reply which of the other two were even read.</w:t>
+        <w:t>In practice, three asks in one email tend to produce one answer, and you cannot tell from the reply which of the other two were even read.</w:t>
       </w:r>
     </w:p>
     <w:p>
@@ -22885,7 +22944,7 @@
           <w:color w:val="1B7F4B"/>
           <w:sz w:val="19"/>
         </w:rPr>
-        <w:t>✓ Choosing at the start wastes twenty minutes of it</w:t>
+        <w:t>✓ Choosing at the start spends your freshest protected time on the decision, not the work</w:t>
       </w:r>
     </w:p>
     <w:p>
@@ -22900,7 +22959,7 @@
           <w:color w:val="5B6779"/>
           <w:sz w:val="18"/>
         </w:rPr>
-        <w:t>Deciding is real work, and doing it inside your two protected hours spends the freshest part of them on something you could have settled in thirty seconds the evening before.</w:t>
+        <w:t>Deciding is real work, and doing it inside your two protected hours spends the freshest part of them on something you could have settled the evening before, in far less time.</w:t>
       </w:r>
     </w:p>
     <w:p>
@@ -24888,7 +24947,7 @@
                 <w:color w:val="101826"/>
                 <w:sz w:val="17"/>
               </w:rPr>
-              <w:t>The two minutes plus about fifteen to refocus</w:t>
+              <w:t>The time to answer, plus the time it takes to get back to where you were</w:t>
             </w:r>
           </w:p>
         </w:tc>
@@ -25181,7 +25240,7 @@
                 <w:color w:val="101826"/>
                 <w:sz w:val="17"/>
               </w:rPr>
-              <w:t>Which combination should stop you?</w:t>
+              <w:t>Which of these is reason enough to verify, on its own?</w:t>
             </w:r>
           </w:p>
         </w:tc>
@@ -25200,7 +25259,7 @@
                 <w:color w:val="101826"/>
                 <w:sz w:val="17"/>
               </w:rPr>
-              <w:t>Urgency and a request to keep it quiet</w:t>
+              <w:t>A request to change bank details or payment instructions</w:t>
             </w:r>
           </w:p>
         </w:tc>
@@ -26436,7 +26495,7 @@
           <w:color w:val="5B6779"/>
           <w:sz w:val="21"/>
         </w:rPr>
-        <w:t>This pass's findings (R6–R13), the adversarial review that produced them, and the acceptance checklist — each item backed by an actual verification method, not marked PASS because a generator ran without error.</w:t>
+        <w:t>This document's findings across two independent forensic passes (R6–R21), the adversarial review that produced them, and the acceptance checklist — each item backed by an actual verification method, not marked PASS because a generator ran without error.</w:t>
       </w:r>
     </w:p>
     <w:p>
@@ -26444,7 +26503,7 @@
         <w:pStyle w:val="Heading2"/>
       </w:pPr>
       <w:r>
-        <w:t>G1. This Pass's Rectifications</w:t>
+        <w:t>G1. Rectifications</w:t>
       </w:r>
     </w:p>
     <w:p>
@@ -26458,7 +26517,7 @@
           <w:color w:val="5B6779"/>
           <w:sz w:val="19"/>
         </w:rPr>
-        <w:t>Carried forward from v2 for context (already fixed, re-verified still correct in this pass, not re-litigated): R1–R5 — an absolute AI claim (AI-01), an unsafe AI-generated-password prompt that was live in M-12 (SEC-01), an impossible M-19 deadline, imprecise video-count reporting, and an incomplete management-input register.</w:t>
+        <w:t>Carried forward from v2 for context (already fixed, re-verified still correct, not re-litigated): R1–R5 — an absolute AI claim (AI-01), an unsafe AI-generated-password prompt that was live in M-12 (SEC-01), an impossible M-19 deadline, imprecise video-count reporting, and an incomplete management-input register. R6–R13 below were found in the pass that produced v3.0; R14–R21 were found in a further, separate pass over v3.0 that did not trust its own PASS claim either — the most serious of which (R14) was a systemic defect neither the v2 nor the v3.0 pass had found.</w:t>
       </w:r>
     </w:p>
     <w:p>
@@ -27103,6 +27162,646 @@
     </w:p>
     <w:p>
       <w:pPr>
+        <w:pStyle w:val="Heading3"/>
+      </w:pPr>
+      <w:r>
+        <w:t>R14 — Systemic — human wording mislabelled as an AI prompt (High)</w:t>
+      </w:r>
+    </w:p>
+    <w:p>
+      <w:pPr>
+        <w:spacing w:after="80"/>
+      </w:pPr>
+      <w:r>
+        <w:rPr>
+          <w:b w:val="0"/>
+          <w:i/>
+          <w:color w:val="5B6779"/>
+          <w:sz w:val="18"/>
+        </w:rPr>
+        <w:t>Location: management_review_docx.py resolve_stop() — affected the live Mandatory Journey stops M-10, M-11, M-13 and M-14</w:t>
+      </w:r>
+    </w:p>
+    <w:p>
+      <w:pPr>
+        <w:pStyle w:val="Heading4"/>
+      </w:pPr>
+      <w:r>
+        <w:t>Finding</w:t>
+      </w:r>
+    </w:p>
+    <w:p>
+      <w:pPr>
+        <w:spacing w:after="140"/>
+      </w:pPr>
+      <w:r>
+        <w:rPr>
+          <w:b w:val="0"/>
+          <w:i w:val="0"/>
+          <w:color w:val="101826"/>
+          <w:sz w:val="21"/>
+        </w:rPr>
+        <w:t>The Professional Skills and Security modules deliberately mark a “type: prompt” visual with the header “Copy this wording” (or a close variant) to mean wording a person says or writes to another person — a verification phone call, an incident report, a spoken line to a colleague — never text to paste into an AI tool. The generic selection logic that fills the Mandatory Journey's “prompt” field did not know this distinction: it took the first “type: prompt” visual regardless of source, and the journey page always renders that field under the fixed label “Try it — copy-paste prompt.” The result, live in production: M-10 and M-11 showed a human script under an AI-prompt label, M-13 showed the phishing verification-call script instead of the module's real AI-safe prompt, and — most serious — M-14 showed a real incident-report template (“I need to report a possible data incident… What data was involved…”) captioned as something to copy and paste, which is exactly the exposure risk this pass's brief warned against.</w:t>
+      </w:r>
+    </w:p>
+    <w:p>
+      <w:pPr>
+        <w:pStyle w:val="Heading4"/>
+      </w:pPr>
+      <w:r>
+        <w:t>Fix applied</w:t>
+      </w:r>
+    </w:p>
+    <w:p>
+      <w:pPr>
+        <w:spacing w:after="140"/>
+      </w:pPr>
+      <w:r>
+        <w:rPr>
+          <w:b w:val="0"/>
+          <w:i w:val="0"/>
+          <w:color w:val="101826"/>
+          <w:sz w:val="21"/>
+        </w:rPr>
+        <w:t>resolve_stop() now selects the journey's “prompt” field based on module area: for Professional Skills (04-*) and Security &amp; Privacy (05-*) modules — where a “type: prompt” visual is always human-facing wording — it takes only the “prompt” key nested inside a “steps” visual, which is where the module's actual AI-safe prompt lives when one exists (confirmed present for every affected stop; M-12 correctly has none, since the module's own rule is never to ask an AI tool to handle a real password). All other areas are unaffected. Verified by re-resolving the live journey data before and after: M-10, M-11, M-13 and M-14 now each show a genuine, safe AI prompt; M-14's field no longer contains any incident detail.</w:t>
+      </w:r>
+    </w:p>
+    <w:p>
+      <w:pPr>
+        <w:spacing w:after="200"/>
+      </w:pPr>
+      <w:r>
+        <w:rPr>
+          <w:b w:val="0"/>
+          <w:i/>
+          <w:color w:val="5B6779"/>
+          <w:sz w:val="18"/>
+        </w:rPr>
+        <w:t>Checked against: Direct before/after diff of journey_data.load()'s resolved “prompt” field for all 16 mandatory stops, and a full catalogue of every “type: prompt” visual's header text across all 39 source modules, cross-checked against its module area.</w:t>
+      </w:r>
+    </w:p>
+    <w:p>
+      <w:pPr>
+        <w:pStyle w:val="Heading3"/>
+      </w:pPr>
+      <w:r>
+        <w:t>R15 — Cybersecurity — unsupported claims (Medium)</w:t>
+      </w:r>
+    </w:p>
+    <w:p>
+      <w:pPr>
+        <w:spacing w:after="80"/>
+      </w:pPr>
+      <w:r>
+        <w:rPr>
+          <w:b w:val="0"/>
+          <w:i/>
+          <w:color w:val="5B6779"/>
+          <w:sz w:val="18"/>
+        </w:rPr>
+        <w:t>Location: SEC-01 — “How do accounts usually get taken?” knowledge-check (live in M-12)</w:t>
+      </w:r>
+    </w:p>
+    <w:p>
+      <w:pPr>
+        <w:pStyle w:val="Heading4"/>
+      </w:pPr>
+      <w:r>
+        <w:t>Finding</w:t>
+      </w:r>
+    </w:p>
+    <w:p>
+      <w:pPr>
+        <w:spacing w:after="140"/>
+      </w:pPr>
+      <w:r>
+        <w:rPr>
+          <w:b w:val="0"/>
+          <w:i w:val="0"/>
+          <w:color w:val="101826"/>
+          <w:sz w:val="21"/>
+        </w:rPr>
+        <w:t>Three of the four answer explanations used unsupported quantified language — “Almost never,” “This is the standard attack,” “The overwhelming majority” — without a cited source for the implied statistic.</w:t>
+      </w:r>
+    </w:p>
+    <w:p>
+      <w:pPr>
+        <w:pStyle w:val="Heading4"/>
+      </w:pPr>
+      <w:r>
+        <w:t>Fix applied</w:t>
+      </w:r>
+    </w:p>
+    <w:p>
+      <w:pPr>
+        <w:spacing w:after="140"/>
+      </w:pPr>
+      <w:r>
+        <w:rPr>
+          <w:b w:val="0"/>
+          <w:i w:val="0"/>
+          <w:color w:val="101826"/>
+          <w:sz w:val="21"/>
+        </w:rPr>
+        <w:t>Reworded all three to state the same relative point (credential stuffing from leaked lists is a materially more common cause of account takeover than guessing or shoulder-surfing) without a precise, uncited proportion.</w:t>
+      </w:r>
+    </w:p>
+    <w:p>
+      <w:pPr>
+        <w:spacing w:after="200"/>
+      </w:pPr>
+      <w:r>
+        <w:rPr>
+          <w:b w:val="0"/>
+          <w:i/>
+          <w:color w:val="5B6779"/>
+          <w:sz w:val="18"/>
+        </w:rPr>
+        <w:t>Checked against: Re-read against this pass's brief; no authoritative source for an exact figure exists in the repository, so the claim was qualified rather than deleted.</w:t>
+      </w:r>
+    </w:p>
+    <w:p>
+      <w:pPr>
+        <w:pStyle w:val="Heading3"/>
+      </w:pPr>
+      <w:r>
+        <w:t>R16 — Cybersecurity — unsafe password guidance (recurrence) (Medium)</w:t>
+      </w:r>
+    </w:p>
+    <w:p>
+      <w:pPr>
+        <w:spacing w:after="80"/>
+      </w:pPr>
+      <w:r>
+        <w:rPr>
+          <w:b w:val="0"/>
+          <w:i/>
+          <w:color w:val="5B6779"/>
+          <w:sz w:val="18"/>
+        </w:rPr>
+        <w:t>Location: SEC-01 — Toolkit, “The passphrase generator prompt”</w:t>
+      </w:r>
+    </w:p>
+    <w:p>
+      <w:pPr>
+        <w:pStyle w:val="Heading4"/>
+      </w:pPr>
+      <w:r>
+        <w:t>Finding</w:t>
+      </w:r>
+    </w:p>
+    <w:p>
+      <w:pPr>
+        <w:spacing w:after="140"/>
+      </w:pPr>
+      <w:r>
+        <w:rPr>
+          <w:b w:val="0"/>
+          <w:i w:val="0"/>
+          <w:color w:val="101826"/>
+          <w:sz w:val="21"/>
+        </w:rPr>
+        <w:t>v2's R2 removed an AI-generated-passphrase prompt from the module's “Do this now” visual, but the module's own Toolkit section — “three things to take with you” — still offered “The passphrase generator prompt: eight four-word phrases, no names, no dates,” which is exactly the pattern R2 removed, re-introduced in a part of the same module R2's own reviewer did not check.</w:t>
+      </w:r>
+    </w:p>
+    <w:p>
+      <w:pPr>
+        <w:pStyle w:val="Heading4"/>
+      </w:pPr>
+      <w:r>
+        <w:t>Fix applied</w:t>
+      </w:r>
+    </w:p>
+    <w:p>
+      <w:pPr>
+        <w:spacing w:after="140"/>
+      </w:pPr>
+      <w:r>
+        <w:rPr>
+          <w:b w:val="0"/>
+          <w:i w:val="0"/>
+          <w:color w:val="101826"/>
+          <w:sz w:val="21"/>
+        </w:rPr>
+        <w:t>Replaced with “The generate-and-store habit: your password manager's own generator — never an AI tool,” consistent with the module's own corrected “Do this now” guidance.</w:t>
+      </w:r>
+    </w:p>
+    <w:p>
+      <w:pPr>
+        <w:spacing w:after="200"/>
+      </w:pPr>
+      <w:r>
+        <w:rPr>
+          <w:b w:val="0"/>
+          <w:i/>
+          <w:color w:val="5B6779"/>
+          <w:sz w:val="18"/>
+        </w:rPr>
+        <w:t>Checked against: Full-text search of the module for every reference to a passphrase, prompt or generator, not just the slide R2 already touched.</w:t>
+      </w:r>
+    </w:p>
+    <w:p>
+      <w:pPr>
+        <w:pStyle w:val="Heading3"/>
+      </w:pPr>
+      <w:r>
+        <w:t>R17 — Cybersecurity — MFA factor accuracy (Medium)</w:t>
+      </w:r>
+    </w:p>
+    <w:p>
+      <w:pPr>
+        <w:spacing w:after="80"/>
+      </w:pPr>
+      <w:r>
+        <w:rPr>
+          <w:b w:val="0"/>
+          <w:i/>
+          <w:color w:val="5B6779"/>
+          <w:sz w:val="18"/>
+        </w:rPr>
+        <w:t>Location: SEC-03 — lead and glossary definition of multi-factor authentication</w:t>
+      </w:r>
+    </w:p>
+    <w:p>
+      <w:pPr>
+        <w:pStyle w:val="Heading4"/>
+      </w:pPr>
+      <w:r>
+        <w:t>Finding</w:t>
+      </w:r>
+    </w:p>
+    <w:p>
+      <w:pPr>
+        <w:spacing w:after="140"/>
+      </w:pPr>
+      <w:r>
+        <w:rPr>
+          <w:b w:val="0"/>
+          <w:i w:val="0"/>
+          <w:color w:val="101826"/>
+          <w:sz w:val="21"/>
+        </w:rPr>
+        <w:t>The module explained only two of the three standard authentication factors — something you know and something you have — and never named “something you are” (biometrics) at all, even though this pass's brief specifically required all three to be explained correctly.</w:t>
+      </w:r>
+    </w:p>
+    <w:p>
+      <w:pPr>
+        <w:pStyle w:val="Heading4"/>
+      </w:pPr>
+      <w:r>
+        <w:t>Fix applied</w:t>
+      </w:r>
+    </w:p>
+    <w:p>
+      <w:pPr>
+        <w:spacing w:after="140"/>
+      </w:pPr>
+      <w:r>
+        <w:rPr>
+          <w:b w:val="0"/>
+          <w:i w:val="0"/>
+          <w:color w:val="101826"/>
+          <w:sz w:val="21"/>
+        </w:rPr>
+        <w:t>The opening slide and the glossary definition now name all three factor categories, while keeping the module's practical focus on what the company's systems actually offer (usually something you have).</w:t>
+      </w:r>
+    </w:p>
+    <w:p>
+      <w:pPr>
+        <w:spacing w:after="200"/>
+      </w:pPr>
+      <w:r>
+        <w:rPr>
+          <w:b w:val="0"/>
+          <w:i/>
+          <w:color w:val="5B6779"/>
+          <w:sz w:val="18"/>
+        </w:rPr>
+        <w:t>Checked against: Re-read of the full module; confirmed no other slide implicitly limited MFA to two factors.</w:t>
+      </w:r>
+    </w:p>
+    <w:p>
+      <w:pPr>
+        <w:pStyle w:val="Heading3"/>
+      </w:pPr>
+      <w:r>
+        <w:t>R18 — Cybersecurity — phishing threshold (recurrence) (Medium)</w:t>
+      </w:r>
+    </w:p>
+    <w:p>
+      <w:pPr>
+        <w:spacing w:after="80"/>
+      </w:pPr>
+      <w:r>
+        <w:rPr>
+          <w:b w:val="0"/>
+          <w:i/>
+          <w:color w:val="5B6779"/>
+          <w:sz w:val="18"/>
+        </w:rPr>
+        <w:t>Location: SEC-02 — “Which combination should stop you?” knowledge-check (live in M-13, immediately below the R6-fixed slide in the same module)</w:t>
+      </w:r>
+    </w:p>
+    <w:p>
+      <w:pPr>
+        <w:pStyle w:val="Heading4"/>
+      </w:pPr>
+      <w:r>
+        <w:t>Finding</w:t>
+      </w:r>
+    </w:p>
+    <w:p>
+      <w:pPr>
+        <w:spacing w:after="140"/>
+      </w:pPr>
+      <w:r>
+        <w:rPr>
+          <w:b w:val="0"/>
+          <w:i w:val="0"/>
+          <w:color w:val="101826"/>
+          <w:sz w:val="21"/>
+        </w:rPr>
+        <w:t>R6 fixed the slide, quiz remember line and recap to teach that one pressure signal alone is reason enough to verify. This quiz question's actual correct answer was left untouched: it still required a two-signal combination (“urgency and a request to keep it quiet”), and none of its four options tested whether a learner understood that a single change-of-bank-details signal, alone, is already sufficient — the exact contradiction this pass's brief warned about between a module's stated rule and its own knowledge check.</w:t>
+      </w:r>
+    </w:p>
+    <w:p>
+      <w:pPr>
+        <w:pStyle w:val="Heading4"/>
+      </w:pPr>
+      <w:r>
+        <w:t>Fix applied</w:t>
+      </w:r>
+    </w:p>
+    <w:p>
+      <w:pPr>
+        <w:spacing w:after="140"/>
+      </w:pPr>
+      <w:r>
+        <w:rPr>
+          <w:b w:val="0"/>
+          <w:i w:val="0"/>
+          <w:color w:val="101826"/>
+          <w:sz w:val="21"/>
+        </w:rPr>
+        <w:t>Rebuilt the question to ask which single signal is reason enough to verify on its own, with the bank-details change as the correct answer and the same three non-signal distractors retained.</w:t>
+      </w:r>
+    </w:p>
+    <w:p>
+      <w:pPr>
+        <w:spacing w:after="200"/>
+      </w:pPr>
+      <w:r>
+        <w:rPr>
+          <w:b w:val="0"/>
+          <w:i/>
+          <w:color w:val="5B6779"/>
+          <w:sz w:val="18"/>
+        </w:rPr>
+        <w:t>Checked against: Re-read of the full SEC-02 quiz against the module's own corrected slide and recap wording, checking for consistency rather than trusting R6's slide-level fix to have propagated.</w:t>
+      </w:r>
+    </w:p>
+    <w:p>
+      <w:pPr>
+        <w:pStyle w:val="Heading3"/>
+      </w:pPr>
+      <w:r>
+        <w:t>R19 — Unsupported productivity statistics (Low)</w:t>
+      </w:r>
+    </w:p>
+    <w:p>
+      <w:pPr>
+        <w:spacing w:after="80"/>
+      </w:pPr>
+      <w:r>
+        <w:rPr>
+          <w:b w:val="0"/>
+          <w:i/>
+          <w:color w:val="5B6779"/>
+          <w:sz w:val="18"/>
+        </w:rPr>
+        <w:t>Location: PS-04 — lead, two knowledge-check answers, two “mistakes” items, the recap and the glossary (live in M-11) — 7 locations</w:t>
+      </w:r>
+    </w:p>
+    <w:p>
+      <w:pPr>
+        <w:pStyle w:val="Heading4"/>
+      </w:pPr>
+      <w:r>
+        <w:t>Finding</w:t>
+      </w:r>
+    </w:p>
+    <w:p>
+      <w:pPr>
+        <w:spacing w:after="140"/>
+      </w:pPr>
+      <w:r>
+        <w:rPr>
+          <w:b w:val="0"/>
+          <w:i w:val="0"/>
+          <w:color w:val="101826"/>
+          <w:sz w:val="21"/>
+        </w:rPr>
+        <w:t>An uncited, specific “fifteen minutes to refocus” and “wastes twenty minutes” figure was stated as fact throughout the module, including as the justification for two knowledge-check correct answers.</w:t>
+      </w:r>
+    </w:p>
+    <w:p>
+      <w:pPr>
+        <w:pStyle w:val="Heading4"/>
+      </w:pPr>
+      <w:r>
+        <w:t>Fix applied</w:t>
+      </w:r>
+    </w:p>
+    <w:p>
+      <w:pPr>
+        <w:spacing w:after="140"/>
+      </w:pPr>
+      <w:r>
+        <w:rPr>
+          <w:b w:val="0"/>
+          <w:i w:val="0"/>
+          <w:color w:val="101826"/>
+          <w:sz w:val="21"/>
+        </w:rPr>
+        <w:t>All 7 locations reworded to keep the behavioural lesson (an interruption costs more than the interruption itself; deciding the day's task in advance protects the most valuable part of a protected block) without the specific, uncited minute counts. The module's own observable decision rule — asking whether a request is “a two-minute thing or a twenty-minute thing” — was kept, since that number describes the request itself, which the asker states, not an invented cost of interruption in general.</w:t>
+      </w:r>
+    </w:p>
+    <w:p>
+      <w:pPr>
+        <w:spacing w:after="200"/>
+      </w:pPr>
+      <w:r>
+        <w:rPr>
+          <w:b w:val="0"/>
+          <w:i/>
+          <w:color w:val="5B6779"/>
+          <w:sz w:val="18"/>
+        </w:rPr>
+        <w:t>Checked against: Full-text search of the module for every occurrence of a specific refocus-time or wasted-time figure.</w:t>
+      </w:r>
+    </w:p>
+    <w:p>
+      <w:pPr>
+        <w:pStyle w:val="Heading3"/>
+      </w:pPr>
+      <w:r>
+        <w:t>R20 — Unsupported productivity statistics (Low)</w:t>
+      </w:r>
+    </w:p>
+    <w:p>
+      <w:pPr>
+        <w:spacing w:after="80"/>
+      </w:pPr>
+      <w:r>
+        <w:rPr>
+          <w:b w:val="0"/>
+          <w:i/>
+          <w:color w:val="5B6779"/>
+          <w:sz w:val="18"/>
+        </w:rPr>
+        <w:t>Location: DW-10 — a “mistakes” item, a knowledge-check question, and the recap (live in M-09) — 3 locations</w:t>
+      </w:r>
+    </w:p>
+    <w:p>
+      <w:pPr>
+        <w:pStyle w:val="Heading4"/>
+      </w:pPr>
+      <w:r>
+        <w:t>Finding</w:t>
+      </w:r>
+    </w:p>
+    <w:p>
+      <w:pPr>
+        <w:spacing w:after="140"/>
+      </w:pPr>
+      <w:r>
+        <w:rPr>
+          <w:b w:val="0"/>
+          <w:i w:val="0"/>
+          <w:color w:val="101826"/>
+          <w:sz w:val="21"/>
+        </w:rPr>
+        <w:t>“Almost everyone is around fifty per cent optimistic, consistently” and “one of the most reliable patterns in how people plan work” were stated as precise, uncited fact, including as a knowledge-check's correct-answer justification.</w:t>
+      </w:r>
+    </w:p>
+    <w:p>
+      <w:pPr>
+        <w:pStyle w:val="Heading4"/>
+      </w:pPr>
+      <w:r>
+        <w:t>Fix applied</w:t>
+      </w:r>
+    </w:p>
+    <w:p>
+      <w:pPr>
+        <w:spacing w:after="140"/>
+      </w:pPr>
+      <w:r>
+        <w:rPr>
+          <w:b w:val="0"/>
+          <w:i w:val="0"/>
+          <w:color w:val="101826"/>
+          <w:sz w:val="21"/>
+        </w:rPr>
+        <w:t>Reworded to the qualitative, defensible version of the same lesson — people are consistently optimistic about their own time estimates, so a buffer corrects for it — without the specific uncited percentage or the “most reliable pattern” overclaim. The module's existing prompt-based technique (telling an AI tool to assume estimates are 50% optimistic) was kept: that is the learner's own chosen buffer, an observable decision rule, not an assertion about how people in general behave.</w:t>
+      </w:r>
+    </w:p>
+    <w:p>
+      <w:pPr>
+        <w:spacing w:after="200"/>
+      </w:pPr>
+      <w:r>
+        <w:rPr>
+          <w:b w:val="0"/>
+          <w:i/>
+          <w:color w:val="5B6779"/>
+          <w:sz w:val="18"/>
+        </w:rPr>
+        <w:t>Checked against: Re-read against this pass's brief, which names this exact figure as an example requiring qualification.</w:t>
+      </w:r>
+    </w:p>
+    <w:p>
+      <w:pPr>
+        <w:pStyle w:val="Heading3"/>
+      </w:pPr>
+      <w:r>
+        <w:t>R21 — AI technical accuracy — residual absolute claim (Low)</w:t>
+      </w:r>
+    </w:p>
+    <w:p>
+      <w:pPr>
+        <w:spacing w:after="80"/>
+      </w:pPr>
+      <w:r>
+        <w:rPr>
+          <w:b w:val="0"/>
+          <w:i/>
+          <w:color w:val="5B6779"/>
+          <w:sz w:val="18"/>
+        </w:rPr>
+        <w:t>Location: AI-02 — title, lead, section label and recap of “What generative means” (live in M-02)</w:t>
+      </w:r>
+    </w:p>
+    <w:p>
+      <w:pPr>
+        <w:pStyle w:val="Heading4"/>
+      </w:pPr>
+      <w:r>
+        <w:t>Finding</w:t>
+      </w:r>
+    </w:p>
+    <w:p>
+      <w:pPr>
+        <w:spacing w:after="140"/>
+      </w:pPr>
+      <w:r>
+        <w:rPr>
+          <w:b w:val="0"/>
+          <w:i w:val="0"/>
+          <w:color w:val="101826"/>
+          <w:sz w:val="21"/>
+        </w:rPr>
+        <w:t>“It builds. It does not fetch.” / “There is no file it is copying from.” / “Neither answer was retrieved. Both were made.” were taught as unqualified facts about every generative AI system — true of the underlying wording-construction mechanism, but not of whether a tool looked something up first, which several of the tools staff actually use can do.</w:t>
+      </w:r>
+    </w:p>
+    <w:p>
+      <w:pPr>
+        <w:pStyle w:val="Heading4"/>
+      </w:pPr>
+      <w:r>
+        <w:t>Fix applied</w:t>
+      </w:r>
+    </w:p>
+    <w:p>
+      <w:pPr>
+        <w:spacing w:after="140"/>
+      </w:pPr>
+      <w:r>
+        <w:rPr>
+          <w:b w:val="0"/>
+          <w:i w:val="0"/>
+          <w:color w:val="101826"/>
+          <w:sz w:val="21"/>
+        </w:rPr>
+        <w:t>Reworded throughout to keep the true, useful point (the wording is always freshly built, so it can never be quoted as a stored record) while adding that a tool may search or read a document first and then build the answer from that — matching this pass's required wording, “assume nothing was looked up unless the tool shows you it was.”</w:t>
+      </w:r>
+    </w:p>
+    <w:p>
+      <w:pPr>
+        <w:spacing w:after="200"/>
+      </w:pPr>
+      <w:r>
+        <w:rPr>
+          <w:b w:val="0"/>
+          <w:i/>
+          <w:color w:val="5B6779"/>
+          <w:sz w:val="18"/>
+        </w:rPr>
+        <w:t>Checked against: Cross-checked against AI-04's already-correct treatment of the same distinction (“Unless the tool visibly shows a link it visited, no page was opened”), which this module's wording had not been brought in line with.</w:t>
+      </w:r>
+    </w:p>
+    <w:p>
+      <w:pPr>
         <w:pStyle w:val="Heading2"/>
       </w:pPr>
       <w:r>
@@ -27265,7 +27964,7 @@
           <w:color w:val="5B6779"/>
           <w:sz w:val="21"/>
         </w:rPr>
-        <w:t>That two pressure signals were required before acting on a suspicious message (R6) — the single most likely real-world misreading found in this pass, now fixed.</w:t>
+        <w:t>That two pressure signals were required before acting on a suspicious message (R6, and its recurrence in the module's own knowledge check, R18) — now fixed. Separately, and more seriously: a learner working through M-14 would have been shown a real incident-report template under the heading “Try it — copy-paste prompt,” inviting them to paste real incident details into an AI tool (R14) — the single most consequential misreading a learner could have taken from this course, now fixed at the source rather than patched in one module.</w:t>
       </w:r>
     </w:p>
     <w:p>
@@ -27332,6 +28031,20 @@
       </w:pPr>
       <w:r>
         <w:t>G3. Final Acceptance Checklist</w:t>
+      </w:r>
+    </w:p>
+    <w:p>
+      <w:pPr>
+        <w:spacing w:after="160"/>
+      </w:pPr>
+      <w:r>
+        <w:rPr>
+          <w:b w:val="0"/>
+          <w:i w:val="0"/>
+          <w:color w:val="5B6779"/>
+          <w:sz w:val="19"/>
+        </w:rPr>
+        <w:t>Status is PASS only where a specific verification method actually supports it. Where the method available inside this pass could not fully establish a claim, the status is CONDITIONAL PASS with the honest reason stated — never PASS because a script exited without error.</w:t>
       </w:r>
     </w:p>
     <w:tbl>
@@ -27368,7 +28081,7 @@
         </w:tc>
         <w:tc>
           <w:tcPr>
-            <w:tcW w:type="dxa" w:w="794"/>
+            <w:tcW w:type="dxa" w:w="907"/>
           </w:tcPr>
           <w:p>
             <w:pPr>
@@ -27387,7 +28100,7 @@
         </w:tc>
         <w:tc>
           <w:tcPr>
-            <w:tcW w:type="dxa" w:w="6009"/>
+            <w:tcW w:type="dxa" w:w="5896"/>
           </w:tcPr>
           <w:p>
             <w:pPr>
@@ -27427,7 +28140,7 @@
         </w:tc>
         <w:tc>
           <w:tcPr>
-            <w:tcW w:type="dxa" w:w="794"/>
+            <w:tcW w:type="dxa" w:w="907"/>
           </w:tcPr>
           <w:p>
             <w:pPr>
@@ -27446,7 +28159,7 @@
         </w:tc>
         <w:tc>
           <w:tcPr>
-            <w:tcW w:type="dxa" w:w="6009"/>
+            <w:tcW w:type="dxa" w:w="5896"/>
           </w:tcPr>
           <w:p>
             <w:pPr>
@@ -27486,7 +28199,7 @@
         </w:tc>
         <w:tc>
           <w:tcPr>
-            <w:tcW w:type="dxa" w:w="794"/>
+            <w:tcW w:type="dxa" w:w="907"/>
           </w:tcPr>
           <w:p>
             <w:pPr>
@@ -27505,7 +28218,7 @@
         </w:tc>
         <w:tc>
           <w:tcPr>
-            <w:tcW w:type="dxa" w:w="6009"/>
+            <w:tcW w:type="dxa" w:w="5896"/>
           </w:tcPr>
           <w:p>
             <w:pPr>
@@ -27545,7 +28258,7 @@
         </w:tc>
         <w:tc>
           <w:tcPr>
-            <w:tcW w:type="dxa" w:w="794"/>
+            <w:tcW w:type="dxa" w:w="907"/>
           </w:tcPr>
           <w:p>
             <w:pPr>
@@ -27564,7 +28277,7 @@
         </w:tc>
         <w:tc>
           <w:tcPr>
-            <w:tcW w:type="dxa" w:w="6009"/>
+            <w:tcW w:type="dxa" w:w="5896"/>
           </w:tcPr>
           <w:p>
             <w:pPr>
@@ -27604,7 +28317,7 @@
         </w:tc>
         <w:tc>
           <w:tcPr>
-            <w:tcW w:type="dxa" w:w="794"/>
+            <w:tcW w:type="dxa" w:w="907"/>
           </w:tcPr>
           <w:p>
             <w:pPr>
@@ -27623,7 +28336,7 @@
         </w:tc>
         <w:tc>
           <w:tcPr>
-            <w:tcW w:type="dxa" w:w="6009"/>
+            <w:tcW w:type="dxa" w:w="5896"/>
           </w:tcPr>
           <w:p>
             <w:pPr>
@@ -27663,7 +28376,7 @@
         </w:tc>
         <w:tc>
           <w:tcPr>
-            <w:tcW w:type="dxa" w:w="794"/>
+            <w:tcW w:type="dxa" w:w="907"/>
           </w:tcPr>
           <w:p>
             <w:pPr>
@@ -27682,7 +28395,7 @@
         </w:tc>
         <w:tc>
           <w:tcPr>
-            <w:tcW w:type="dxa" w:w="6009"/>
+            <w:tcW w:type="dxa" w:w="5896"/>
           </w:tcPr>
           <w:p>
             <w:pPr>
@@ -27722,7 +28435,7 @@
         </w:tc>
         <w:tc>
           <w:tcPr>
-            <w:tcW w:type="dxa" w:w="794"/>
+            <w:tcW w:type="dxa" w:w="907"/>
           </w:tcPr>
           <w:p>
             <w:pPr>
@@ -27741,7 +28454,7 @@
         </w:tc>
         <w:tc>
           <w:tcPr>
-            <w:tcW w:type="dxa" w:w="6009"/>
+            <w:tcW w:type="dxa" w:w="5896"/>
           </w:tcPr>
           <w:p>
             <w:pPr>
@@ -27781,7 +28494,7 @@
         </w:tc>
         <w:tc>
           <w:tcPr>
-            <w:tcW w:type="dxa" w:w="794"/>
+            <w:tcW w:type="dxa" w:w="907"/>
           </w:tcPr>
           <w:p>
             <w:pPr>
@@ -27800,7 +28513,7 @@
         </w:tc>
         <w:tc>
           <w:tcPr>
-            <w:tcW w:type="dxa" w:w="6009"/>
+            <w:tcW w:type="dxa" w:w="5896"/>
           </w:tcPr>
           <w:p>
             <w:pPr>
@@ -27840,7 +28553,7 @@
         </w:tc>
         <w:tc>
           <w:tcPr>
-            <w:tcW w:type="dxa" w:w="794"/>
+            <w:tcW w:type="dxa" w:w="907"/>
           </w:tcPr>
           <w:p>
             <w:pPr>
@@ -27859,7 +28572,7 @@
         </w:tc>
         <w:tc>
           <w:tcPr>
-            <w:tcW w:type="dxa" w:w="6009"/>
+            <w:tcW w:type="dxa" w:w="5896"/>
           </w:tcPr>
           <w:p>
             <w:pPr>
@@ -27899,7 +28612,7 @@
         </w:tc>
         <w:tc>
           <w:tcPr>
-            <w:tcW w:type="dxa" w:w="794"/>
+            <w:tcW w:type="dxa" w:w="907"/>
           </w:tcPr>
           <w:p>
             <w:pPr>
@@ -27918,7 +28631,7 @@
         </w:tc>
         <w:tc>
           <w:tcPr>
-            <w:tcW w:type="dxa" w:w="6009"/>
+            <w:tcW w:type="dxa" w:w="5896"/>
           </w:tcPr>
           <w:p>
             <w:pPr>
@@ -27958,7 +28671,7 @@
         </w:tc>
         <w:tc>
           <w:tcPr>
-            <w:tcW w:type="dxa" w:w="794"/>
+            <w:tcW w:type="dxa" w:w="907"/>
           </w:tcPr>
           <w:p>
             <w:pPr>
@@ -27977,7 +28690,7 @@
         </w:tc>
         <w:tc>
           <w:tcPr>
-            <w:tcW w:type="dxa" w:w="6009"/>
+            <w:tcW w:type="dxa" w:w="5896"/>
           </w:tcPr>
           <w:p>
             <w:pPr>
@@ -28017,7 +28730,7 @@
         </w:tc>
         <w:tc>
           <w:tcPr>
-            <w:tcW w:type="dxa" w:w="794"/>
+            <w:tcW w:type="dxa" w:w="907"/>
           </w:tcPr>
           <w:p>
             <w:pPr>
@@ -28036,7 +28749,7 @@
         </w:tc>
         <w:tc>
           <w:tcPr>
-            <w:tcW w:type="dxa" w:w="6009"/>
+            <w:tcW w:type="dxa" w:w="5896"/>
           </w:tcPr>
           <w:p>
             <w:pPr>
@@ -28076,7 +28789,7 @@
         </w:tc>
         <w:tc>
           <w:tcPr>
-            <w:tcW w:type="dxa" w:w="794"/>
+            <w:tcW w:type="dxa" w:w="907"/>
           </w:tcPr>
           <w:p>
             <w:pPr>
@@ -28095,7 +28808,7 @@
         </w:tc>
         <w:tc>
           <w:tcPr>
-            <w:tcW w:type="dxa" w:w="6009"/>
+            <w:tcW w:type="dxa" w:w="5896"/>
           </w:tcPr>
           <w:p>
             <w:pPr>
@@ -28135,7 +28848,7 @@
         </w:tc>
         <w:tc>
           <w:tcPr>
-            <w:tcW w:type="dxa" w:w="794"/>
+            <w:tcW w:type="dxa" w:w="907"/>
           </w:tcPr>
           <w:p>
             <w:pPr>
@@ -28154,7 +28867,7 @@
         </w:tc>
         <w:tc>
           <w:tcPr>
-            <w:tcW w:type="dxa" w:w="6009"/>
+            <w:tcW w:type="dxa" w:w="5896"/>
           </w:tcPr>
           <w:p>
             <w:pPr>
@@ -28188,13 +28901,13 @@
                 <w:color w:val="101826"/>
                 <w:sz w:val="17"/>
               </w:rPr>
-              <w:t>Every video URL verified</w:t>
-            </w:r>
-          </w:p>
-        </w:tc>
-        <w:tc>
-          <w:tcPr>
-            <w:tcW w:type="dxa" w:w="794"/>
+              <w:t>Every video record verified beyond HTTP 200</w:t>
+            </w:r>
+          </w:p>
+        </w:tc>
+        <w:tc>
+          <w:tcPr>
+            <w:tcW w:type="dxa" w:w="907"/>
           </w:tcPr>
           <w:p>
             <w:pPr>
@@ -28213,7 +28926,7 @@
         </w:tc>
         <w:tc>
           <w:tcPr>
-            <w:tcW w:type="dxa" w:w="6009"/>
+            <w:tcW w:type="dxa" w:w="5896"/>
           </w:tcPr>
           <w:p>
             <w:pPr>
@@ -28226,7 +28939,7 @@
                 <w:color w:val="101826"/>
                 <w:sz w:val="17"/>
               </w:rPr>
-              <w:t>Part B1 — re-requested this run, all HTTP 200</w:t>
+              <w:t>All 16 opened live this pass and checked for title match, channel match where visible, playability, and duration within a second of the recorded figure. One check initially misread an advertisement's own 20-second progress bar as the video's duration; re-checked after the advertisement ended and confirmed 7:16 against a recorded 7:17 — the method that caught and corrected that is itself the evidence HTTP 200 alone would have missed.</w:t>
             </w:r>
           </w:p>
         </w:tc>
@@ -28247,13 +28960,13 @@
                 <w:color w:val="101826"/>
                 <w:sz w:val="17"/>
               </w:rPr>
-              <w:t>Journey duration recalculated</w:t>
-            </w:r>
-          </w:p>
-        </w:tc>
-        <w:tc>
-          <w:tcPr>
-            <w:tcW w:type="dxa" w:w="794"/>
+              <w:t>No human-facing wording is presented to a learner as an AI prompt</w:t>
+            </w:r>
+          </w:p>
+        </w:tc>
+        <w:tc>
+          <w:tcPr>
+            <w:tcW w:type="dxa" w:w="907"/>
           </w:tcPr>
           <w:p>
             <w:pPr>
@@ -28272,7 +28985,7 @@
         </w:tc>
         <w:tc>
           <w:tcPr>
-            <w:tcW w:type="dxa" w:w="6009"/>
+            <w:tcW w:type="dxa" w:w="5896"/>
           </w:tcPr>
           <w:p>
             <w:pPr>
@@ -28285,7 +28998,7 @@
                 <w:color w:val="101826"/>
                 <w:sz w:val="17"/>
               </w:rPr>
-              <w:t>148.7 minutes, recomputed after every content change in this pass, not carried over</w:t>
+              <w:t>R14 — systemic fix in resolve_stop(); re-resolved all 16 stops and confirmed each “prompt” field is now a genuine AI-facing instruction or empty (M-12)</w:t>
             </w:r>
           </w:p>
         </w:tc>
@@ -28306,13 +29019,13 @@
                 <w:color w:val="101826"/>
                 <w:sz w:val="17"/>
               </w:rPr>
-              <w:t>AI explanations contain no misleading universal claims</w:t>
-            </w:r>
-          </w:p>
-        </w:tc>
-        <w:tc>
-          <w:tcPr>
-            <w:tcW w:type="dxa" w:w="794"/>
+              <w:t>Journey duration recalculated</w:t>
+            </w:r>
+          </w:p>
+        </w:tc>
+        <w:tc>
+          <w:tcPr>
+            <w:tcW w:type="dxa" w:w="907"/>
           </w:tcPr>
           <w:p>
             <w:pPr>
@@ -28331,7 +29044,7 @@
         </w:tc>
         <w:tc>
           <w:tcPr>
-            <w:tcW w:type="dxa" w:w="6009"/>
+            <w:tcW w:type="dxa" w:w="5896"/>
           </w:tcPr>
           <w:p>
             <w:pPr>
@@ -28344,7 +29057,7 @@
                 <w:color w:val="101826"/>
                 <w:sz w:val="17"/>
               </w:rPr>
-              <w:t>R1, R10 fixed; full-text swept for 10+ absolutist patterns across all 39 modules (Part G2)</w:t>
+              <w:t>148.9 minutes, recomputed after every content change in this document, not carried over from v3.0's 148.7</w:t>
             </w:r>
           </w:p>
         </w:tc>
@@ -28365,13 +29078,13 @@
                 <w:color w:val="101826"/>
                 <w:sz w:val="17"/>
               </w:rPr>
-              <w:t>Password guidance is safe</w:t>
-            </w:r>
-          </w:p>
-        </w:tc>
-        <w:tc>
-          <w:tcPr>
-            <w:tcW w:type="dxa" w:w="794"/>
+              <w:t>AI explanations contain no misleading universal claims</w:t>
+            </w:r>
+          </w:p>
+        </w:tc>
+        <w:tc>
+          <w:tcPr>
+            <w:tcW w:type="dxa" w:w="907"/>
           </w:tcPr>
           <w:p>
             <w:pPr>
@@ -28390,7 +29103,7 @@
         </w:tc>
         <w:tc>
           <w:tcPr>
-            <w:tcW w:type="dxa" w:w="6009"/>
+            <w:tcW w:type="dxa" w:w="5896"/>
           </w:tcPr>
           <w:p>
             <w:pPr>
@@ -28403,7 +29116,7 @@
                 <w:color w:val="101826"/>
                 <w:sz w:val="17"/>
               </w:rPr>
-              <w:t>R2 (v2) fixed the unsafe AI-generated-passphrase prompt; re-confirmed no AI tool is asked to handle real credentials anywhere</w:t>
+              <w:t>R1, R10, R21 fixed; full-text swept for 10+ absolutist patterns across all 39 modules (Part G2)</w:t>
             </w:r>
           </w:p>
         </w:tc>
@@ -28424,13 +29137,13 @@
                 <w:color w:val="101826"/>
                 <w:sz w:val="17"/>
               </w:rPr>
-              <w:t>MFA guidance is technically correct</w:t>
-            </w:r>
-          </w:p>
-        </w:tc>
-        <w:tc>
-          <w:tcPr>
-            <w:tcW w:type="dxa" w:w="794"/>
+              <w:t>Password guidance is safe</w:t>
+            </w:r>
+          </w:p>
+        </w:tc>
+        <w:tc>
+          <w:tcPr>
+            <w:tcW w:type="dxa" w:w="907"/>
           </w:tcPr>
           <w:p>
             <w:pPr>
@@ -28449,7 +29162,7 @@
         </w:tc>
         <w:tc>
           <w:tcPr>
-            <w:tcW w:type="dxa" w:w="6009"/>
+            <w:tcW w:type="dxa" w:w="5896"/>
           </w:tcPr>
           <w:p>
             <w:pPr>
@@ -28462,7 +29175,7 @@
                 <w:color w:val="101826"/>
                 <w:sz w:val="17"/>
               </w:rPr>
-              <w:t>Re-checked: ranks passkey/security key above authenticator app above SMS; says “usually your phone,” never “always” — no change needed</w:t>
+              <w:t>R2 (v2) and R16 (this document) both fixed an unsafe AI-generated-password prompt — in the “Do this now” visual and, separately, in the Toolkit section R2's own reviewer had not checked; re-confirmed no AI tool is asked to handle a real credential anywhere in SEC-01</w:t>
             </w:r>
           </w:p>
         </w:tc>
@@ -28483,13 +29196,13 @@
                 <w:color w:val="101826"/>
                 <w:sz w:val="17"/>
               </w:rPr>
-              <w:t>Phishing guidance is not overly absolute</w:t>
-            </w:r>
-          </w:p>
-        </w:tc>
-        <w:tc>
-          <w:tcPr>
-            <w:tcW w:type="dxa" w:w="794"/>
+              <w:t>MFA guidance is technically correct</w:t>
+            </w:r>
+          </w:p>
+        </w:tc>
+        <w:tc>
+          <w:tcPr>
+            <w:tcW w:type="dxa" w:w="907"/>
           </w:tcPr>
           <w:p>
             <w:pPr>
@@ -28508,7 +29221,7 @@
         </w:tc>
         <w:tc>
           <w:tcPr>
-            <w:tcW w:type="dxa" w:w="6009"/>
+            <w:tcW w:type="dxa" w:w="5896"/>
           </w:tcPr>
           <w:p>
             <w:pPr>
@@ -28521,7 +29234,7 @@
                 <w:color w:val="101826"/>
                 <w:sz w:val="17"/>
               </w:rPr>
-              <w:t>R6 fixed the two-signal threshold; the one remaining absolute claim (never share a one-time code) was checked and is correctly absolute</w:t>
+              <w:t>R17 fixed a genuine gap: “something you are” was never named as a factor category. Ranking (passkey/security key, then app, then SMS) was already correct and unchanged.</w:t>
             </w:r>
           </w:p>
         </w:tc>
@@ -28542,13 +29255,13 @@
                 <w:color w:val="101826"/>
                 <w:sz w:val="17"/>
               </w:rPr>
-              <w:t>Privacy/legal claims are properly qualified</w:t>
-            </w:r>
-          </w:p>
-        </w:tc>
-        <w:tc>
-          <w:tcPr>
-            <w:tcW w:type="dxa" w:w="794"/>
+              <w:t>Phishing guidance is not overly absolute</w:t>
+            </w:r>
+          </w:p>
+        </w:tc>
+        <w:tc>
+          <w:tcPr>
+            <w:tcW w:type="dxa" w:w="907"/>
           </w:tcPr>
           <w:p>
             <w:pPr>
@@ -28567,7 +29280,7 @@
         </w:tc>
         <w:tc>
           <w:tcPr>
-            <w:tcW w:type="dxa" w:w="6009"/>
+            <w:tcW w:type="dxa" w:w="5896"/>
           </w:tcPr>
           <w:p>
             <w:pPr>
@@ -28580,7 +29293,7 @@
                 <w:color w:val="101826"/>
                 <w:sz w:val="17"/>
               </w:rPr>
-              <w:t>R7, R11 fixed</w:t>
+              <w:t>R6 fixed the two-signal threshold on the module's own slide; R18 found and fixed the same module's knowledge check still testing the old two-signal version. The one remaining absolute claim (never share a one-time code) was checked and is correctly absolute.</w:t>
             </w:r>
           </w:p>
         </w:tc>
@@ -28601,13 +29314,13 @@
                 <w:color w:val="101826"/>
                 <w:sz w:val="17"/>
               </w:rPr>
-              <w:t>Company policy is never invented</w:t>
-            </w:r>
-          </w:p>
-        </w:tc>
-        <w:tc>
-          <w:tcPr>
-            <w:tcW w:type="dxa" w:w="794"/>
+              <w:t>Privacy/legal claims are properly qualified</w:t>
+            </w:r>
+          </w:p>
+        </w:tc>
+        <w:tc>
+          <w:tcPr>
+            <w:tcW w:type="dxa" w:w="907"/>
           </w:tcPr>
           <w:p>
             <w:pPr>
@@ -28626,7 +29339,7 @@
         </w:tc>
         <w:tc>
           <w:tcPr>
-            <w:tcW w:type="dxa" w:w="6009"/>
+            <w:tcW w:type="dxa" w:w="5896"/>
           </w:tcPr>
           <w:p>
             <w:pPr>
@@ -28639,7 +29352,7 @@
                 <w:color w:val="101826"/>
                 <w:sz w:val="17"/>
               </w:rPr>
-              <w:t>14 items explicitly marked MANAGEMENT INPUT REQUIRED, none filled in</w:t>
+              <w:t>R7, R11 fixed</w:t>
             </w:r>
           </w:p>
         </w:tc>
@@ -28660,13 +29373,13 @@
                 <w:color w:val="101826"/>
                 <w:sz w:val="17"/>
               </w:rPr>
-              <w:t>M-16 objective matches its actual teaching</w:t>
-            </w:r>
-          </w:p>
-        </w:tc>
-        <w:tc>
-          <w:tcPr>
-            <w:tcW w:type="dxa" w:w="794"/>
+              <w:t>Company policy is never invented</w:t>
+            </w:r>
+          </w:p>
+        </w:tc>
+        <w:tc>
+          <w:tcPr>
+            <w:tcW w:type="dxa" w:w="907"/>
           </w:tcPr>
           <w:p>
             <w:pPr>
@@ -28685,7 +29398,7 @@
         </w:tc>
         <w:tc>
           <w:tcPr>
-            <w:tcW w:type="dxa" w:w="6009"/>
+            <w:tcW w:type="dxa" w:w="5896"/>
           </w:tcPr>
           <w:p>
             <w:pPr>
@@ -28698,7 +29411,7 @@
                 <w:color w:val="101826"/>
                 <w:sz w:val="17"/>
               </w:rPr>
-              <w:t>R12 — re-verified, exactly five categories taught</w:t>
+              <w:t>14 items explicitly marked MANAGEMENT INPUT REQUIRED, none filled in</w:t>
             </w:r>
           </w:p>
         </w:tc>
@@ -28719,13 +29432,13 @@
                 <w:color w:val="101826"/>
                 <w:sz w:val="17"/>
               </w:rPr>
-              <w:t>M-19 dates are logically coherent</w:t>
-            </w:r>
-          </w:p>
-        </w:tc>
-        <w:tc>
-          <w:tcPr>
-            <w:tcW w:type="dxa" w:w="794"/>
+              <w:t>M-16 objective matches its actual teaching</w:t>
+            </w:r>
+          </w:p>
+        </w:tc>
+        <w:tc>
+          <w:tcPr>
+            <w:tcW w:type="dxa" w:w="907"/>
           </w:tcPr>
           <w:p>
             <w:pPr>
@@ -28744,7 +29457,7 @@
         </w:tc>
         <w:tc>
           <w:tcPr>
-            <w:tcW w:type="dxa" w:w="6009"/>
+            <w:tcW w:type="dxa" w:w="5896"/>
           </w:tcPr>
           <w:p>
             <w:pPr>
@@ -28757,7 +29470,7 @@
                 <w:color w:val="101826"/>
                 <w:sz w:val="17"/>
               </w:rPr>
-              <w:t>R13 — every date retraced day by day</w:t>
+              <w:t>R12 — re-verified, exactly five categories taught</w:t>
             </w:r>
           </w:p>
         </w:tc>
@@ -28778,13 +29491,13 @@
                 <w:color w:val="101826"/>
                 <w:sz w:val="17"/>
               </w:rPr>
-              <w:t>Assessment blueprint is explicit</w:t>
-            </w:r>
-          </w:p>
-        </w:tc>
-        <w:tc>
-          <w:tcPr>
-            <w:tcW w:type="dxa" w:w="794"/>
+              <w:t>M-19 dates are logically coherent</w:t>
+            </w:r>
+          </w:p>
+        </w:tc>
+        <w:tc>
+          <w:tcPr>
+            <w:tcW w:type="dxa" w:w="907"/>
           </w:tcPr>
           <w:p>
             <w:pPr>
@@ -28803,7 +29516,7 @@
         </w:tc>
         <w:tc>
           <w:tcPr>
-            <w:tcW w:type="dxa" w:w="6009"/>
+            <w:tcW w:type="dxa" w:w="5896"/>
           </w:tcPr>
           <w:p>
             <w:pPr>
@@ -28816,7 +29529,7 @@
                 <w:color w:val="101826"/>
                 <w:sz w:val="17"/>
               </w:rPr>
-              <w:t>Part D1, computed table: ID, domain, source, objective, cognitive level, difficulty</w:t>
+              <w:t>R13 — every date retraced day by day</w:t>
             </w:r>
           </w:p>
         </w:tc>
@@ -28837,13 +29550,13 @@
                 <w:color w:val="101826"/>
                 <w:sz w:val="17"/>
               </w:rPr>
-              <w:t>Assessment distractors are plausible</w:t>
-            </w:r>
-          </w:p>
-        </w:tc>
-        <w:tc>
-          <w:tcPr>
-            <w:tcW w:type="dxa" w:w="794"/>
+              <w:t>Assessment blueprint is explicit</w:t>
+            </w:r>
+          </w:p>
+        </w:tc>
+        <w:tc>
+          <w:tcPr>
+            <w:tcW w:type="dxa" w:w="907"/>
           </w:tcPr>
           <w:p>
             <w:pPr>
@@ -28862,7 +29575,7 @@
         </w:tc>
         <w:tc>
           <w:tcPr>
-            <w:tcW w:type="dxa" w:w="6009"/>
+            <w:tcW w:type="dxa" w:w="5896"/>
           </w:tcPr>
           <w:p>
             <w:pPr>
@@ -28875,7 +29588,7 @@
                 <w:color w:val="101826"/>
                 <w:sz w:val="17"/>
               </w:rPr>
-              <w:t>R9 fixed the one genuine giveaway; all 15 questions' full option sets individually reviewed</w:t>
+              <w:t>Part D1, computed table: ID, domain, source, objective, cognitive level, difficulty</w:t>
             </w:r>
           </w:p>
         </w:tc>
@@ -28896,13 +29609,13 @@
                 <w:color w:val="101826"/>
                 <w:sz w:val="17"/>
               </w:rPr>
-              <w:t>Visual briefs are source-grounded</w:t>
-            </w:r>
-          </w:p>
-        </w:tc>
-        <w:tc>
-          <w:tcPr>
-            <w:tcW w:type="dxa" w:w="794"/>
+              <w:t>Assessment distractors are plausible</w:t>
+            </w:r>
+          </w:p>
+        </w:tc>
+        <w:tc>
+          <w:tcPr>
+            <w:tcW w:type="dxa" w:w="907"/>
           </w:tcPr>
           <w:p>
             <w:pPr>
@@ -28921,7 +29634,7 @@
         </w:tc>
         <w:tc>
           <w:tcPr>
-            <w:tcW w:type="dxa" w:w="6009"/>
+            <w:tcW w:type="dxa" w:w="5896"/>
           </w:tcPr>
           <w:p>
             <w:pPr>
@@ -28934,7 +29647,7 @@
                 <w:color w:val="101826"/>
                 <w:sz w:val="17"/>
               </w:rPr>
-              <w:t>All 16 labelled SOURCE-DERIVED VISUAL, Part B2</w:t>
+              <w:t>R9 fixed the one genuine giveaway; all 15 questions' full option sets individually reviewed</w:t>
             </w:r>
           </w:p>
         </w:tc>
@@ -28955,13 +29668,13 @@
                 <w:color w:val="101826"/>
                 <w:sz w:val="17"/>
               </w:rPr>
-              <w:t>Management inputs are complete</w:t>
-            </w:r>
-          </w:p>
-        </w:tc>
-        <w:tc>
-          <w:tcPr>
-            <w:tcW w:type="dxa" w:w="794"/>
+              <w:t>No unsupported productivity/planning statistic remains in a mandatory stop</w:t>
+            </w:r>
+          </w:p>
+        </w:tc>
+        <w:tc>
+          <w:tcPr>
+            <w:tcW w:type="dxa" w:w="907"/>
           </w:tcPr>
           <w:p>
             <w:pPr>
@@ -28980,7 +29693,7 @@
         </w:tc>
         <w:tc>
           <w:tcPr>
-            <w:tcW w:type="dxa" w:w="6009"/>
+            <w:tcW w:type="dxa" w:w="5896"/>
           </w:tcPr>
           <w:p>
             <w:pPr>
@@ -28993,7 +29706,7 @@
                 <w:color w:val="101826"/>
                 <w:sz w:val="17"/>
               </w:rPr>
-              <w:t>14, cross-checked against siteverify.py's independent scan</w:t>
+              <w:t>R19, R20 fixed 10 locations across PS-04 and DW-10 (M-11, M-09); the module's own prompt-based estimate buffer was kept as a decision rule, not a claim</w:t>
             </w:r>
           </w:p>
         </w:tc>
@@ -29014,13 +29727,13 @@
                 <w:color w:val="101826"/>
                 <w:sz w:val="17"/>
               </w:rPr>
-              <w:t>Technical appendix is separated from learner content</w:t>
-            </w:r>
-          </w:p>
-        </w:tc>
-        <w:tc>
-          <w:tcPr>
-            <w:tcW w:type="dxa" w:w="794"/>
+              <w:t>Visual briefs are source-grounded</w:t>
+            </w:r>
+          </w:p>
+        </w:tc>
+        <w:tc>
+          <w:tcPr>
+            <w:tcW w:type="dxa" w:w="907"/>
           </w:tcPr>
           <w:p>
             <w:pPr>
@@ -29039,7 +29752,7 @@
         </w:tc>
         <w:tc>
           <w:tcPr>
-            <w:tcW w:type="dxa" w:w="6009"/>
+            <w:tcW w:type="dxa" w:w="5896"/>
           </w:tcPr>
           <w:p>
             <w:pPr>
@@ -29052,7 +29765,7 @@
                 <w:color w:val="101826"/>
                 <w:sz w:val="17"/>
               </w:rPr>
-              <w:t>Part F, separated from Part A</w:t>
+              <w:t>All 16 labelled SOURCE-DERIVED VISUAL, Part B2; none is a DESIGN RECOMMENDATION or APPROVED DESIGN REQUIREMENT — those categories exist for future additions, confirmed none applies here</w:t>
             </w:r>
           </w:p>
         </w:tc>
@@ -29073,13 +29786,13 @@
                 <w:color w:val="101826"/>
                 <w:sz w:val="17"/>
               </w:rPr>
-              <w:t>Generated DOCX was reopened and independently checked</w:t>
-            </w:r>
-          </w:p>
-        </w:tc>
-        <w:tc>
-          <w:tcPr>
-            <w:tcW w:type="dxa" w:w="794"/>
+              <w:t>Management inputs are complete</w:t>
+            </w:r>
+          </w:p>
+        </w:tc>
+        <w:tc>
+          <w:tcPr>
+            <w:tcW w:type="dxa" w:w="907"/>
           </w:tcPr>
           <w:p>
             <w:pPr>
@@ -29098,7 +29811,7 @@
         </w:tc>
         <w:tc>
           <w:tcPr>
-            <w:tcW w:type="dxa" w:w="6009"/>
+            <w:tcW w:type="dxa" w:w="5896"/>
           </w:tcPr>
           <w:p>
             <w:pPr>
@@ -29111,7 +29824,7 @@
                 <w:color w:val="101826"/>
                 <w:sz w:val="17"/>
               </w:rPr>
-              <w:t>Part E2 method; result recorded after this build completes</w:t>
+              <w:t>14, cross-checked against siteverify.py's independent scan</w:t>
             </w:r>
           </w:p>
         </w:tc>
@@ -29132,13 +29845,131 @@
                 <w:color w:val="101826"/>
                 <w:sz w:val="17"/>
               </w:rPr>
+              <w:t>Technical appendix is separated from learner content</w:t>
+            </w:r>
+          </w:p>
+        </w:tc>
+        <w:tc>
+          <w:tcPr>
+            <w:tcW w:type="dxa" w:w="907"/>
+          </w:tcPr>
+          <w:p>
+            <w:pPr>
+              <w:spacing w:after="40"/>
+            </w:pPr>
+            <w:r/>
+            <w:r>
+              <w:rPr>
+                <w:b w:val="0"/>
+                <w:color w:val="101826"/>
+                <w:sz w:val="17"/>
+              </w:rPr>
+              <w:t>PASS</w:t>
+            </w:r>
+          </w:p>
+        </w:tc>
+        <w:tc>
+          <w:tcPr>
+            <w:tcW w:type="dxa" w:w="5896"/>
+          </w:tcPr>
+          <w:p>
+            <w:pPr>
+              <w:spacing w:after="40"/>
+            </w:pPr>
+            <w:r/>
+            <w:r>
+              <w:rPr>
+                <w:b w:val="0"/>
+                <w:color w:val="101826"/>
+                <w:sz w:val="17"/>
+              </w:rPr>
+              <w:t>Part F, separated from Part A</w:t>
+            </w:r>
+          </w:p>
+        </w:tc>
+      </w:tr>
+      <w:tr>
+        <w:tc>
+          <w:tcPr>
+            <w:tcW w:type="dxa" w:w="2835"/>
+          </w:tcPr>
+          <w:p>
+            <w:pPr>
+              <w:spacing w:after="40"/>
+            </w:pPr>
+            <w:r/>
+            <w:r>
+              <w:rPr>
+                <w:b w:val="0"/>
+                <w:color w:val="101826"/>
+                <w:sz w:val="17"/>
+              </w:rPr>
+              <w:t>Generated DOCX was reopened and independently checked</w:t>
+            </w:r>
+          </w:p>
+        </w:tc>
+        <w:tc>
+          <w:tcPr>
+            <w:tcW w:type="dxa" w:w="907"/>
+          </w:tcPr>
+          <w:p>
+            <w:pPr>
+              <w:spacing w:after="40"/>
+            </w:pPr>
+            <w:r/>
+            <w:r>
+              <w:rPr>
+                <w:b w:val="0"/>
+                <w:color w:val="101826"/>
+                <w:sz w:val="17"/>
+              </w:rPr>
+              <w:t>PASS</w:t>
+            </w:r>
+          </w:p>
+        </w:tc>
+        <w:tc>
+          <w:tcPr>
+            <w:tcW w:type="dxa" w:w="5896"/>
+          </w:tcPr>
+          <w:p>
+            <w:pPr>
+              <w:spacing w:after="40"/>
+            </w:pPr>
+            <w:r/>
+            <w:r>
+              <w:rPr>
+                <w:b w:val="0"/>
+                <w:color w:val="101826"/>
+                <w:sz w:val="17"/>
+              </w:rPr>
+              <w:t>Part E2 method; result recorded after this build completes</w:t>
+            </w:r>
+          </w:p>
+        </w:tc>
+      </w:tr>
+      <w:tr>
+        <w:tc>
+          <w:tcPr>
+            <w:tcW w:type="dxa" w:w="2835"/>
+          </w:tcPr>
+          <w:p>
+            <w:pPr>
+              <w:spacing w:after="40"/>
+            </w:pPr>
+            <w:r/>
+            <w:r>
+              <w:rPr>
+                <w:b w:val="0"/>
+                <w:color w:val="101826"/>
+                <w:sz w:val="17"/>
+              </w:rPr>
               <w:t>No material contradiction remains</w:t>
             </w:r>
           </w:p>
         </w:tc>
         <w:tc>
           <w:tcPr>
-            <w:tcW w:type="dxa" w:w="794"/>
+            <w:tcW w:type="dxa" w:w="907"/>
           </w:tcPr>
           <w:p>
             <w:pPr>
@@ -29157,7 +29988,7 @@
         </w:tc>
         <w:tc>
           <w:tcPr>
-            <w:tcW w:type="dxa" w:w="6009"/>
+            <w:tcW w:type="dxa" w:w="5896"/>
           </w:tcPr>
           <w:p>
             <w:pPr>
